--- a/arb/docx/37.content.docx
+++ b/arb/docx/37.content.docx
@@ -147,13 +147,6 @@
         <w:rPr>
           <w:lang w:val="ar_AE" w:bidi="ar_AE"/>
         </w:rPr>
-      </w:r>
-      <w:r>
-        <w:rPr>
-          <w:i/>
-          <w:lang w:val="ar_AE" w:bidi="ar_AE"/>
-        </w:rPr>
-        <w:t>حجّي 1: 1, حجّي 1: 1 (#٢), حجّي 1: 2, حجّي 1: 4, حجّي 1: 8, حجّي 1: 9, حجّي 1: 12, حجّي 1: 13, حجّي 1: 14–15, حَجَّي 2: 1, حجّي 2: 3–4, حجّي 2: 5, حجّي 2: 6–7, حجّي 2: 11–12, حجّي 2: 13, حجّي 2: 14, حجّي 2: 16, حجّي 2: 17, حجّي 2: 18, حجّي 2: 19, حجّي 2: 21–22, حجّي 2: 23</w:t>
       </w:r>
       <w:r>
         <w:rPr>

--- a/arb/docx/37.content.docx
+++ b/arb/docx/37.content.docx
@@ -132,21 +132,6 @@
           <w:lang w:val="ar_AE" w:bidi="ar_AE"/>
         </w:rPr>
         <w:t>HAG</w:t>
-      </w:r>
-      <w:r>
-        <w:rPr>
-          <w:lang w:val="ar_AE" w:bidi="ar_AE"/>
-        </w:rPr>
-      </w:r>
-    </w:p>
-    <w:p>
-      <w:pPr>
-        <w:bidi/>
-      </w:pPr>
-      <w:r>
-        <w:rPr>
-          <w:lang w:val="ar_AE" w:bidi="ar_AE"/>
-        </w:rPr>
       </w:r>
       <w:r>
         <w:rPr>

--- a/arb/docx/37.content.docx
+++ b/arb/docx/37.content.docx
@@ -22,7 +22,7 @@
         <w:rPr>
           <w:lang w:val="ar_AE" w:bidi="ar_AE"/>
         </w:rPr>
-        <w:t>Resource: أسئلة الترجمة (unfoldingWord)</w:t>
+        <w:t>Resource: unfoldingWord® Translation Questions</w:t>
       </w:r>
       <w:r>
         <w:rPr>
@@ -91,7 +91,7 @@
         <w:rPr>
           <w:lang w:val="ar_AE" w:bidi="ar_AE"/>
         </w:rPr>
-        <w:t>أسئلة الترجمة (unfoldingWord)</w:t>
+        <w:t>unfoldingWord® Translation Questions</w:t>
       </w:r>
     </w:p>
     <w:p>

--- a/arb/docx/37.content.docx
+++ b/arb/docx/37.content.docx
@@ -9,6 +9,8 @@
       </w:pPr>
       <w:r>
         <w:rPr>
+          <w:rtl/>
+          <w:cs/>
           <w:lang w:val="ar_AE" w:bidi="ar_AE"/>
         </w:rPr>
       </w:r>
@@ -20,64 +22,84 @@
       </w:pPr>
       <w:r>
         <w:rPr>
+          <w:rtl/>
+          <w:cs/>
           <w:lang w:val="ar_AE" w:bidi="ar_AE"/>
         </w:rPr>
         <w:t>Resource: unfoldingWord® Translation Questions</w:t>
       </w:r>
       <w:r>
         <w:rPr>
-          <w:lang w:val="ar_AE" w:bidi="ar_AE"/>
-        </w:rPr>
-      </w:r>
-    </w:p>
-    <w:p>
-      <w:pPr>
-        <w:bidi/>
-      </w:pPr>
-      <w:r>
-        <w:rPr>
+          <w:rtl/>
+          <w:cs/>
+          <w:lang w:val="ar_AE" w:bidi="ar_AE"/>
+        </w:rPr>
+      </w:r>
+    </w:p>
+    <w:p>
+      <w:pPr>
+        <w:bidi/>
+      </w:pPr>
+      <w:r>
+        <w:rPr>
+          <w:rtl/>
+          <w:cs/>
           <w:lang w:val="ar_AE" w:bidi="ar_AE"/>
         </w:rPr>
       </w:r>
       <w:r>
         <w:rPr>
           <w:b/>
+          <w:rtl/>
+          <w:cs/>
           <w:lang w:val="ar_AE" w:bidi="ar_AE"/>
         </w:rPr>
         <w:t>unfoldingWord® Translation Questions</w:t>
       </w:r>
       <w:r>
         <w:rPr>
+          <w:rtl/>
+          <w:cs/>
           <w:lang w:val="ar_AE" w:bidi="ar_AE"/>
         </w:rPr>
         <w:t xml:space="preserve"> © 2022 unfoldingWord. Released under CC BY-SA 4.0 license. </w:t>
       </w:r>
       <w:r>
         <w:rPr>
+          <w:rtl/>
+          <w:cs/>
           <w:lang w:val="ar_AE" w:bidi="ar_AE"/>
         </w:rPr>
         <w:t>unfoldingWord® Translation Questions</w:t>
       </w:r>
       <w:r>
         <w:rPr>
+          <w:rtl/>
+          <w:cs/>
           <w:lang w:val="ar_AE" w:bidi="ar_AE"/>
         </w:rPr>
         <w:t xml:space="preserve"> has been adapted in the following languages: Tok Pisin, Arabic (عربي), French (Français), Hindi (हिंदी), Indonesian (Bahasa Indonesia), Portuguese (Português), Russian (Русский), Spanish (Español), Swahili (Kiswahili), and Simplified Chinese (简体中文) from </w:t>
       </w:r>
       <w:r>
         <w:rPr>
+          <w:rtl/>
+          <w:cs/>
           <w:lang w:val="ar_AE" w:bidi="ar_AE"/>
         </w:rPr>
         <w:t>unfoldingWord® Translation Questions</w:t>
       </w:r>
       <w:r>
         <w:rPr>
+          <w:rtl/>
+          <w:cs/>
           <w:lang w:val="ar_AE" w:bidi="ar_AE"/>
         </w:rPr>
         <w:t xml:space="preserve"> © 2022 unfoldingWord. Released under CC BY-SA 4.0 license by Mission Mutual</w:t>
       </w:r>
       <w:r>
         <w:rPr>
+          <w:rtl/>
+          <w:cs/>
           <w:lang w:val="ar_AE" w:bidi="ar_AE"/>
         </w:rPr>
       </w:r>
@@ -89,6 +111,8 @@
       </w:pPr>
       <w:r>
         <w:rPr>
+          <w:rtl/>
+          <w:cs/>
           <w:lang w:val="ar_AE" w:bidi="ar_AE"/>
         </w:rPr>
         <w:t>unfoldingWord® Translation Questions</w:t>
@@ -118,6 +142,8 @@
       </w:pPr>
       <w:r>
         <w:rPr>
+          <w:rtl/>
+          <w:cs/>
           <w:lang w:val="ar_AE" w:bidi="ar_AE"/>
         </w:rPr>
       </w:r>
@@ -129,38 +155,50 @@
       </w:pPr>
       <w:r>
         <w:rPr>
+          <w:rtl/>
+          <w:cs/>
           <w:lang w:val="ar_AE" w:bidi="ar_AE"/>
         </w:rPr>
         <w:t>HAG</w:t>
       </w:r>
       <w:r>
         <w:rPr>
-          <w:lang w:val="ar_AE" w:bidi="ar_AE"/>
-        </w:rPr>
-      </w:r>
-    </w:p>
-    <w:p>
-      <w:pPr>
-        <w:bidi/>
-      </w:pPr>
-      <w:r>
-        <w:rPr>
-          <w:lang w:val="ar_AE" w:bidi="ar_AE"/>
-        </w:rPr>
-      </w:r>
-      <w:r>
-        <w:rPr>
+          <w:rtl/>
+          <w:cs/>
+          <w:lang w:val="ar_AE" w:bidi="ar_AE"/>
+        </w:rPr>
+      </w:r>
+    </w:p>
+    <w:p>
+      <w:pPr>
+        <w:bidi/>
+      </w:pPr>
+      <w:r>
+        <w:rPr>
+          <w:rtl/>
+          <w:cs/>
+          <w:lang w:val="ar_AE" w:bidi="ar_AE"/>
+        </w:rPr>
+      </w:r>
+      <w:r>
+        <w:rPr>
+          <w:rtl/>
+          <w:cs/>
           <w:lang w:val="ar_AE" w:bidi="ar_AE"/>
         </w:rPr>
         <w:t xml:space="preserve"> </w:t>
       </w:r>
       <w:r>
         <w:rPr>
-          <w:lang w:val="ar_AE" w:bidi="ar_AE"/>
-        </w:rPr>
-      </w:r>
-      <w:r>
-        <w:rPr>
+          <w:rtl/>
+          <w:cs/>
+          <w:lang w:val="ar_AE" w:bidi="ar_AE"/>
+        </w:rPr>
+      </w:r>
+      <w:r>
+        <w:rPr>
+          <w:rtl/>
+          <w:cs/>
           <w:lang w:val="ar_AE" w:bidi="ar_AE"/>
         </w:rPr>
       </w:r>
@@ -186,6 +224,8 @@
       </w:pPr>
       <w:r>
         <w:rPr>
+          <w:rtl/>
+          <w:cs/>
           <w:lang w:val="ar_AE" w:bidi="ar_AE"/>
         </w:rPr>
       </w:r>
@@ -197,28 +237,36 @@
       </w:pPr>
       <w:r>
         <w:rPr>
+          <w:rtl/>
+          <w:cs/>
           <w:lang w:val="ar_AE" w:bidi="ar_AE"/>
         </w:rPr>
         <w:t>حجّي 1: 1</w:t>
       </w:r>
       <w:r>
         <w:rPr>
-          <w:lang w:val="ar_AE" w:bidi="ar_AE"/>
-        </w:rPr>
-      </w:r>
-    </w:p>
-    <w:p>
-      <w:pPr>
-        <w:bidi/>
-      </w:pPr>
-      <w:r>
-        <w:rPr>
+          <w:rtl/>
+          <w:cs/>
+          <w:lang w:val="ar_AE" w:bidi="ar_AE"/>
+        </w:rPr>
+      </w:r>
+    </w:p>
+    <w:p>
+      <w:pPr>
+        <w:bidi/>
+      </w:pPr>
+      <w:r>
+        <w:rPr>
+          <w:rtl/>
+          <w:cs/>
           <w:lang w:val="ar_AE" w:bidi="ar_AE"/>
         </w:rPr>
       </w:r>
       <w:r>
         <w:rPr>
           <w:b/>
+          <w:rtl/>
+          <w:cs/>
           <w:lang w:val="ar_AE" w:bidi="ar_AE"/>
         </w:rPr>
         <w:t>متى جاءت كلمة الرب على لسان حجّي النبي؟</w:t>
@@ -230,32 +278,42 @@
       </w:pPr>
       <w:r>
         <w:rPr>
-          <w:lang w:val="ar_AE" w:bidi="ar_AE"/>
-        </w:rPr>
-      </w:r>
-      <w:r>
-        <w:rPr>
+          <w:rtl/>
+          <w:cs/>
+          <w:lang w:val="ar_AE" w:bidi="ar_AE"/>
+        </w:rPr>
+      </w:r>
+      <w:r>
+        <w:rPr>
+          <w:rtl/>
+          <w:cs/>
           <w:lang w:val="ar_AE" w:bidi="ar_AE"/>
         </w:rPr>
         <w:t>جاءت الكلمة في السنة الثانية من حكم الملك داريوس، في الشهر السادس، في اليوم الأول من الشهر.</w:t>
       </w:r>
       <w:r>
         <w:rPr>
-          <w:lang w:val="ar_AE" w:bidi="ar_AE"/>
-        </w:rPr>
-      </w:r>
-      <w:r>
-        <w:rPr>
-          <w:lang w:val="ar_AE" w:bidi="ar_AE"/>
-        </w:rPr>
-      </w:r>
-    </w:p>
-    <w:p>
-      <w:pPr>
-        <w:bidi/>
-      </w:pPr>
-      <w:r>
-        <w:rPr>
+          <w:rtl/>
+          <w:cs/>
+          <w:lang w:val="ar_AE" w:bidi="ar_AE"/>
+        </w:rPr>
+      </w:r>
+      <w:r>
+        <w:rPr>
+          <w:rtl/>
+          <w:cs/>
+          <w:lang w:val="ar_AE" w:bidi="ar_AE"/>
+        </w:rPr>
+      </w:r>
+    </w:p>
+    <w:p>
+      <w:pPr>
+        <w:bidi/>
+      </w:pPr>
+      <w:r>
+        <w:rPr>
+          <w:rtl/>
+          <w:cs/>
           <w:lang w:val="ar_AE" w:bidi="ar_AE"/>
         </w:rPr>
       </w:r>
@@ -267,28 +325,36 @@
       </w:pPr>
       <w:r>
         <w:rPr>
+          <w:rtl/>
+          <w:cs/>
           <w:lang w:val="ar_AE" w:bidi="ar_AE"/>
         </w:rPr>
         <w:t>حجّي 1: 1 (#٢)</w:t>
       </w:r>
       <w:r>
         <w:rPr>
-          <w:lang w:val="ar_AE" w:bidi="ar_AE"/>
-        </w:rPr>
-      </w:r>
-    </w:p>
-    <w:p>
-      <w:pPr>
-        <w:bidi/>
-      </w:pPr>
-      <w:r>
-        <w:rPr>
+          <w:rtl/>
+          <w:cs/>
+          <w:lang w:val="ar_AE" w:bidi="ar_AE"/>
+        </w:rPr>
+      </w:r>
+    </w:p>
+    <w:p>
+      <w:pPr>
+        <w:bidi/>
+      </w:pPr>
+      <w:r>
+        <w:rPr>
+          <w:rtl/>
+          <w:cs/>
           <w:lang w:val="ar_AE" w:bidi="ar_AE"/>
         </w:rPr>
       </w:r>
       <w:r>
         <w:rPr>
           <w:b/>
+          <w:rtl/>
+          <w:cs/>
           <w:lang w:val="ar_AE" w:bidi="ar_AE"/>
         </w:rPr>
         <w:t>لمن كانت كلمة الرب موجهة؟</w:t>
@@ -300,68 +366,90 @@
       </w:pPr>
       <w:r>
         <w:rPr>
-          <w:lang w:val="ar_AE" w:bidi="ar_AE"/>
-        </w:rPr>
-      </w:r>
-      <w:r>
-        <w:rPr>
+          <w:rtl/>
+          <w:cs/>
+          <w:lang w:val="ar_AE" w:bidi="ar_AE"/>
+        </w:rPr>
+      </w:r>
+      <w:r>
+        <w:rPr>
+          <w:rtl/>
+          <w:cs/>
           <w:lang w:val="ar_AE" w:bidi="ar_AE"/>
         </w:rPr>
         <w:t xml:space="preserve">كانت الكلمة موجهة إلى </w:t>
       </w:r>
       <w:r>
         <w:rPr>
+          <w:rtl/>
+          <w:cs/>
           <w:lang w:val="ar_AE" w:bidi="ar_AE"/>
         </w:rPr>
         <w:t>زَرُبَّابِل</w:t>
       </w:r>
       <w:r>
         <w:rPr>
+          <w:rtl/>
+          <w:cs/>
           <w:lang w:val="ar_AE" w:bidi="ar_AE"/>
         </w:rPr>
         <w:t xml:space="preserve"> الحاكم، و</w:t>
       </w:r>
       <w:r>
         <w:rPr>
+          <w:rtl/>
+          <w:cs/>
           <w:lang w:val="ar_AE" w:bidi="ar_AE"/>
         </w:rPr>
         <w:t>يَهُوشَعَ</w:t>
       </w:r>
       <w:r>
         <w:rPr>
+          <w:rtl/>
+          <w:cs/>
           <w:lang w:val="ar_AE" w:bidi="ar_AE"/>
         </w:rPr>
         <w:t xml:space="preserve"> </w:t>
       </w:r>
       <w:r>
         <w:rPr>
+          <w:rtl/>
+          <w:cs/>
           <w:lang w:val="ar_AE" w:bidi="ar_AE"/>
         </w:rPr>
         <w:t>بْنِ يَهُوصَادِق الكَاهن العَظيم</w:t>
       </w:r>
       <w:r>
         <w:rPr>
+          <w:rtl/>
+          <w:cs/>
           <w:lang w:val="ar_AE" w:bidi="ar_AE"/>
         </w:rPr>
         <w:t>.</w:t>
       </w:r>
       <w:r>
         <w:rPr>
-          <w:lang w:val="ar_AE" w:bidi="ar_AE"/>
-        </w:rPr>
-      </w:r>
-      <w:r>
-        <w:rPr>
-          <w:lang w:val="ar_AE" w:bidi="ar_AE"/>
-        </w:rPr>
-      </w:r>
-    </w:p>
-    <w:p>
-      <w:pPr>
-        <w:bidi/>
-      </w:pPr>
-      <w:r>
-        <w:rPr>
+          <w:rtl/>
+          <w:cs/>
+          <w:lang w:val="ar_AE" w:bidi="ar_AE"/>
+        </w:rPr>
+      </w:r>
+      <w:r>
+        <w:rPr>
+          <w:rtl/>
+          <w:cs/>
+          <w:lang w:val="ar_AE" w:bidi="ar_AE"/>
+        </w:rPr>
+      </w:r>
+    </w:p>
+    <w:p>
+      <w:pPr>
+        <w:bidi/>
+      </w:pPr>
+      <w:r>
+        <w:rPr>
+          <w:rtl/>
+          <w:cs/>
           <w:lang w:val="ar_AE" w:bidi="ar_AE"/>
         </w:rPr>
       </w:r>
@@ -373,28 +461,36 @@
       </w:pPr>
       <w:r>
         <w:rPr>
+          <w:rtl/>
+          <w:cs/>
           <w:lang w:val="ar_AE" w:bidi="ar_AE"/>
         </w:rPr>
         <w:t>حجّي 1: 2</w:t>
       </w:r>
       <w:r>
         <w:rPr>
-          <w:lang w:val="ar_AE" w:bidi="ar_AE"/>
-        </w:rPr>
-      </w:r>
-    </w:p>
-    <w:p>
-      <w:pPr>
-        <w:bidi/>
-      </w:pPr>
-      <w:r>
-        <w:rPr>
+          <w:rtl/>
+          <w:cs/>
+          <w:lang w:val="ar_AE" w:bidi="ar_AE"/>
+        </w:rPr>
+      </w:r>
+    </w:p>
+    <w:p>
+      <w:pPr>
+        <w:bidi/>
+      </w:pPr>
+      <w:r>
+        <w:rPr>
+          <w:rtl/>
+          <w:cs/>
           <w:lang w:val="ar_AE" w:bidi="ar_AE"/>
         </w:rPr>
       </w:r>
       <w:r>
         <w:rPr>
           <w:b/>
+          <w:rtl/>
+          <w:cs/>
           <w:lang w:val="ar_AE" w:bidi="ar_AE"/>
         </w:rPr>
         <w:t>ماذا قال رب الجنود فيمَا قاله الشعب؟</w:t>
@@ -406,32 +502,42 @@
       </w:pPr>
       <w:r>
         <w:rPr>
-          <w:lang w:val="ar_AE" w:bidi="ar_AE"/>
-        </w:rPr>
-      </w:r>
-      <w:r>
-        <w:rPr>
+          <w:rtl/>
+          <w:cs/>
+          <w:lang w:val="ar_AE" w:bidi="ar_AE"/>
+        </w:rPr>
+      </w:r>
+      <w:r>
+        <w:rPr>
+          <w:rtl/>
+          <w:cs/>
           <w:lang w:val="ar_AE" w:bidi="ar_AE"/>
         </w:rPr>
         <w:t>زعم الشعب أن الوقت لم يحن بعد لإعادة بناء بيت الرب.</w:t>
       </w:r>
       <w:r>
         <w:rPr>
-          <w:lang w:val="ar_AE" w:bidi="ar_AE"/>
-        </w:rPr>
-      </w:r>
-      <w:r>
-        <w:rPr>
-          <w:lang w:val="ar_AE" w:bidi="ar_AE"/>
-        </w:rPr>
-      </w:r>
-    </w:p>
-    <w:p>
-      <w:pPr>
-        <w:bidi/>
-      </w:pPr>
-      <w:r>
-        <w:rPr>
+          <w:rtl/>
+          <w:cs/>
+          <w:lang w:val="ar_AE" w:bidi="ar_AE"/>
+        </w:rPr>
+      </w:r>
+      <w:r>
+        <w:rPr>
+          <w:rtl/>
+          <w:cs/>
+          <w:lang w:val="ar_AE" w:bidi="ar_AE"/>
+        </w:rPr>
+      </w:r>
+    </w:p>
+    <w:p>
+      <w:pPr>
+        <w:bidi/>
+      </w:pPr>
+      <w:r>
+        <w:rPr>
+          <w:rtl/>
+          <w:cs/>
           <w:lang w:val="ar_AE" w:bidi="ar_AE"/>
         </w:rPr>
       </w:r>
@@ -443,28 +549,36 @@
       </w:pPr>
       <w:r>
         <w:rPr>
+          <w:rtl/>
+          <w:cs/>
           <w:lang w:val="ar_AE" w:bidi="ar_AE"/>
         </w:rPr>
         <w:t>حجّي 1: 4</w:t>
       </w:r>
       <w:r>
         <w:rPr>
-          <w:lang w:val="ar_AE" w:bidi="ar_AE"/>
-        </w:rPr>
-      </w:r>
-    </w:p>
-    <w:p>
-      <w:pPr>
-        <w:bidi/>
-      </w:pPr>
-      <w:r>
-        <w:rPr>
+          <w:rtl/>
+          <w:cs/>
+          <w:lang w:val="ar_AE" w:bidi="ar_AE"/>
+        </w:rPr>
+      </w:r>
+    </w:p>
+    <w:p>
+      <w:pPr>
+        <w:bidi/>
+      </w:pPr>
+      <w:r>
+        <w:rPr>
+          <w:rtl/>
+          <w:cs/>
           <w:lang w:val="ar_AE" w:bidi="ar_AE"/>
         </w:rPr>
       </w:r>
       <w:r>
         <w:rPr>
           <w:b/>
+          <w:rtl/>
+          <w:cs/>
           <w:lang w:val="ar_AE" w:bidi="ar_AE"/>
         </w:rPr>
         <w:t xml:space="preserve">كيف كانت حالة بيت الرب حين كان الشعب يعيش في بيوتهم المكتملة </w:t>
@@ -472,6 +586,8 @@
       <w:r>
         <w:rPr>
           <w:b/>
+          <w:rtl/>
+          <w:cs/>
           <w:lang w:val="ar_AE" w:bidi="ar_AE"/>
         </w:rPr>
         <w:t>المُسَقَّفَة</w:t>
@@ -479,6 +595,8 @@
       <w:r>
         <w:rPr>
           <w:b/>
+          <w:rtl/>
+          <w:cs/>
           <w:lang w:val="ar_AE" w:bidi="ar_AE"/>
         </w:rPr>
         <w:t>؟</w:t>
@@ -490,32 +608,42 @@
       </w:pPr>
       <w:r>
         <w:rPr>
-          <w:lang w:val="ar_AE" w:bidi="ar_AE"/>
-        </w:rPr>
-      </w:r>
-      <w:r>
-        <w:rPr>
+          <w:rtl/>
+          <w:cs/>
+          <w:lang w:val="ar_AE" w:bidi="ar_AE"/>
+        </w:rPr>
+      </w:r>
+      <w:r>
+        <w:rPr>
+          <w:rtl/>
+          <w:cs/>
           <w:lang w:val="ar_AE" w:bidi="ar_AE"/>
         </w:rPr>
         <w:t>كان بيت الرب خَرِبًا.</w:t>
       </w:r>
       <w:r>
         <w:rPr>
-          <w:lang w:val="ar_AE" w:bidi="ar_AE"/>
-        </w:rPr>
-      </w:r>
-      <w:r>
-        <w:rPr>
-          <w:lang w:val="ar_AE" w:bidi="ar_AE"/>
-        </w:rPr>
-      </w:r>
-    </w:p>
-    <w:p>
-      <w:pPr>
-        <w:bidi/>
-      </w:pPr>
-      <w:r>
-        <w:rPr>
+          <w:rtl/>
+          <w:cs/>
+          <w:lang w:val="ar_AE" w:bidi="ar_AE"/>
+        </w:rPr>
+      </w:r>
+      <w:r>
+        <w:rPr>
+          <w:rtl/>
+          <w:cs/>
+          <w:lang w:val="ar_AE" w:bidi="ar_AE"/>
+        </w:rPr>
+      </w:r>
+    </w:p>
+    <w:p>
+      <w:pPr>
+        <w:bidi/>
+      </w:pPr>
+      <w:r>
+        <w:rPr>
+          <w:rtl/>
+          <w:cs/>
           <w:lang w:val="ar_AE" w:bidi="ar_AE"/>
         </w:rPr>
       </w:r>
@@ -527,28 +655,36 @@
       </w:pPr>
       <w:r>
         <w:rPr>
+          <w:rtl/>
+          <w:cs/>
           <w:lang w:val="ar_AE" w:bidi="ar_AE"/>
         </w:rPr>
         <w:t>حجّي 1: 8</w:t>
       </w:r>
       <w:r>
         <w:rPr>
-          <w:lang w:val="ar_AE" w:bidi="ar_AE"/>
-        </w:rPr>
-      </w:r>
-    </w:p>
-    <w:p>
-      <w:pPr>
-        <w:bidi/>
-      </w:pPr>
-      <w:r>
-        <w:rPr>
+          <w:rtl/>
+          <w:cs/>
+          <w:lang w:val="ar_AE" w:bidi="ar_AE"/>
+        </w:rPr>
+      </w:r>
+    </w:p>
+    <w:p>
+      <w:pPr>
+        <w:bidi/>
+      </w:pPr>
+      <w:r>
+        <w:rPr>
+          <w:rtl/>
+          <w:cs/>
           <w:lang w:val="ar_AE" w:bidi="ar_AE"/>
         </w:rPr>
       </w:r>
       <w:r>
         <w:rPr>
           <w:b/>
+          <w:rtl/>
+          <w:cs/>
           <w:lang w:val="ar_AE" w:bidi="ar_AE"/>
         </w:rPr>
         <w:t>بم ً أمر الله الشعب؟</w:t>
@@ -560,32 +696,42 @@
       </w:pPr>
       <w:r>
         <w:rPr>
-          <w:lang w:val="ar_AE" w:bidi="ar_AE"/>
-        </w:rPr>
-      </w:r>
-      <w:r>
-        <w:rPr>
+          <w:rtl/>
+          <w:cs/>
+          <w:lang w:val="ar_AE" w:bidi="ar_AE"/>
+        </w:rPr>
+      </w:r>
+      <w:r>
+        <w:rPr>
+          <w:rtl/>
+          <w:cs/>
           <w:lang w:val="ar_AE" w:bidi="ar_AE"/>
         </w:rPr>
         <w:t>أمر الرب الشعب بالصعود إلى الجبل، وأن يأتوا بالأخشاب ويعيدوا بناء بيته.</w:t>
       </w:r>
       <w:r>
         <w:rPr>
-          <w:lang w:val="ar_AE" w:bidi="ar_AE"/>
-        </w:rPr>
-      </w:r>
-      <w:r>
-        <w:rPr>
-          <w:lang w:val="ar_AE" w:bidi="ar_AE"/>
-        </w:rPr>
-      </w:r>
-    </w:p>
-    <w:p>
-      <w:pPr>
-        <w:bidi/>
-      </w:pPr>
-      <w:r>
-        <w:rPr>
+          <w:rtl/>
+          <w:cs/>
+          <w:lang w:val="ar_AE" w:bidi="ar_AE"/>
+        </w:rPr>
+      </w:r>
+      <w:r>
+        <w:rPr>
+          <w:rtl/>
+          <w:cs/>
+          <w:lang w:val="ar_AE" w:bidi="ar_AE"/>
+        </w:rPr>
+      </w:r>
+    </w:p>
+    <w:p>
+      <w:pPr>
+        <w:bidi/>
+      </w:pPr>
+      <w:r>
+        <w:rPr>
+          <w:rtl/>
+          <w:cs/>
           <w:lang w:val="ar_AE" w:bidi="ar_AE"/>
         </w:rPr>
       </w:r>
@@ -597,28 +743,36 @@
       </w:pPr>
       <w:r>
         <w:rPr>
+          <w:rtl/>
+          <w:cs/>
           <w:lang w:val="ar_AE" w:bidi="ar_AE"/>
         </w:rPr>
         <w:t>حجّي 1: 9</w:t>
       </w:r>
       <w:r>
         <w:rPr>
-          <w:lang w:val="ar_AE" w:bidi="ar_AE"/>
-        </w:rPr>
-      </w:r>
-    </w:p>
-    <w:p>
-      <w:pPr>
-        <w:bidi/>
-      </w:pPr>
-      <w:r>
-        <w:rPr>
+          <w:rtl/>
+          <w:cs/>
+          <w:lang w:val="ar_AE" w:bidi="ar_AE"/>
+        </w:rPr>
+      </w:r>
+    </w:p>
+    <w:p>
+      <w:pPr>
+        <w:bidi/>
+      </w:pPr>
+      <w:r>
+        <w:rPr>
+          <w:rtl/>
+          <w:cs/>
           <w:lang w:val="ar_AE" w:bidi="ar_AE"/>
         </w:rPr>
       </w:r>
       <w:r>
         <w:rPr>
           <w:b/>
+          <w:rtl/>
+          <w:cs/>
           <w:lang w:val="ar_AE" w:bidi="ar_AE"/>
         </w:rPr>
         <w:t>لماذا نفخ الرب على الحصاد (الطعام) القليل الذي تمكن الشعب من توفيره لبيوتهم؟</w:t>
@@ -630,32 +784,42 @@
       </w:pPr>
       <w:r>
         <w:rPr>
-          <w:lang w:val="ar_AE" w:bidi="ar_AE"/>
-        </w:rPr>
-      </w:r>
-      <w:r>
-        <w:rPr>
+          <w:rtl/>
+          <w:cs/>
+          <w:lang w:val="ar_AE" w:bidi="ar_AE"/>
+        </w:rPr>
+      </w:r>
+      <w:r>
+        <w:rPr>
+          <w:rtl/>
+          <w:cs/>
           <w:lang w:val="ar_AE" w:bidi="ar_AE"/>
         </w:rPr>
         <w:t xml:space="preserve">نفخ الرب على حصادهم (طعامهم) القليل لأن بيته كان خربًا، والشعب منهمك كل واحد ببناء بيته. </w:t>
       </w:r>
       <w:r>
         <w:rPr>
-          <w:lang w:val="ar_AE" w:bidi="ar_AE"/>
-        </w:rPr>
-      </w:r>
-      <w:r>
-        <w:rPr>
-          <w:lang w:val="ar_AE" w:bidi="ar_AE"/>
-        </w:rPr>
-      </w:r>
-    </w:p>
-    <w:p>
-      <w:pPr>
-        <w:bidi/>
-      </w:pPr>
-      <w:r>
-        <w:rPr>
+          <w:rtl/>
+          <w:cs/>
+          <w:lang w:val="ar_AE" w:bidi="ar_AE"/>
+        </w:rPr>
+      </w:r>
+      <w:r>
+        <w:rPr>
+          <w:rtl/>
+          <w:cs/>
+          <w:lang w:val="ar_AE" w:bidi="ar_AE"/>
+        </w:rPr>
+      </w:r>
+    </w:p>
+    <w:p>
+      <w:pPr>
+        <w:bidi/>
+      </w:pPr>
+      <w:r>
+        <w:rPr>
+          <w:rtl/>
+          <w:cs/>
           <w:lang w:val="ar_AE" w:bidi="ar_AE"/>
         </w:rPr>
       </w:r>
@@ -667,28 +831,36 @@
       </w:pPr>
       <w:r>
         <w:rPr>
+          <w:rtl/>
+          <w:cs/>
           <w:lang w:val="ar_AE" w:bidi="ar_AE"/>
         </w:rPr>
         <w:t>حجّي 1: 12</w:t>
       </w:r>
       <w:r>
         <w:rPr>
-          <w:lang w:val="ar_AE" w:bidi="ar_AE"/>
-        </w:rPr>
-      </w:r>
-    </w:p>
-    <w:p>
-      <w:pPr>
-        <w:bidi/>
-      </w:pPr>
-      <w:r>
-        <w:rPr>
+          <w:rtl/>
+          <w:cs/>
+          <w:lang w:val="ar_AE" w:bidi="ar_AE"/>
+        </w:rPr>
+      </w:r>
+    </w:p>
+    <w:p>
+      <w:pPr>
+        <w:bidi/>
+      </w:pPr>
+      <w:r>
+        <w:rPr>
+          <w:rtl/>
+          <w:cs/>
           <w:lang w:val="ar_AE" w:bidi="ar_AE"/>
         </w:rPr>
       </w:r>
       <w:r>
         <w:rPr>
           <w:b/>
+          <w:rtl/>
+          <w:cs/>
           <w:lang w:val="ar_AE" w:bidi="ar_AE"/>
         </w:rPr>
         <w:t>كيف استجاب زربّابل الحاكم، ويشوع الكاهن، وكل بقية الشعب لصوت الرب وكلمات حجّي النبي؟</w:t>
@@ -700,32 +872,42 @@
       </w:pPr>
       <w:r>
         <w:rPr>
-          <w:lang w:val="ar_AE" w:bidi="ar_AE"/>
-        </w:rPr>
-      </w:r>
-      <w:r>
-        <w:rPr>
+          <w:rtl/>
+          <w:cs/>
+          <w:lang w:val="ar_AE" w:bidi="ar_AE"/>
+        </w:rPr>
+      </w:r>
+      <w:r>
+        <w:rPr>
+          <w:rtl/>
+          <w:cs/>
           <w:lang w:val="ar_AE" w:bidi="ar_AE"/>
         </w:rPr>
         <w:t>استمع الجميع إلى صوت الرب وكلمات حجّي لأنهم خافوا من وجه الرب.</w:t>
       </w:r>
       <w:r>
         <w:rPr>
-          <w:lang w:val="ar_AE" w:bidi="ar_AE"/>
-        </w:rPr>
-      </w:r>
-      <w:r>
-        <w:rPr>
-          <w:lang w:val="ar_AE" w:bidi="ar_AE"/>
-        </w:rPr>
-      </w:r>
-    </w:p>
-    <w:p>
-      <w:pPr>
-        <w:bidi/>
-      </w:pPr>
-      <w:r>
-        <w:rPr>
+          <w:rtl/>
+          <w:cs/>
+          <w:lang w:val="ar_AE" w:bidi="ar_AE"/>
+        </w:rPr>
+      </w:r>
+      <w:r>
+        <w:rPr>
+          <w:rtl/>
+          <w:cs/>
+          <w:lang w:val="ar_AE" w:bidi="ar_AE"/>
+        </w:rPr>
+      </w:r>
+    </w:p>
+    <w:p>
+      <w:pPr>
+        <w:bidi/>
+      </w:pPr>
+      <w:r>
+        <w:rPr>
+          <w:rtl/>
+          <w:cs/>
           <w:lang w:val="ar_AE" w:bidi="ar_AE"/>
         </w:rPr>
       </w:r>
@@ -737,28 +919,36 @@
       </w:pPr>
       <w:r>
         <w:rPr>
+          <w:rtl/>
+          <w:cs/>
           <w:lang w:val="ar_AE" w:bidi="ar_AE"/>
         </w:rPr>
         <w:t>حجّي 1: 13</w:t>
       </w:r>
       <w:r>
         <w:rPr>
-          <w:lang w:val="ar_AE" w:bidi="ar_AE"/>
-        </w:rPr>
-      </w:r>
-    </w:p>
-    <w:p>
-      <w:pPr>
-        <w:bidi/>
-      </w:pPr>
-      <w:r>
-        <w:rPr>
+          <w:rtl/>
+          <w:cs/>
+          <w:lang w:val="ar_AE" w:bidi="ar_AE"/>
+        </w:rPr>
+      </w:r>
+    </w:p>
+    <w:p>
+      <w:pPr>
+        <w:bidi/>
+      </w:pPr>
+      <w:r>
+        <w:rPr>
+          <w:rtl/>
+          <w:cs/>
           <w:lang w:val="ar_AE" w:bidi="ar_AE"/>
         </w:rPr>
       </w:r>
       <w:r>
         <w:rPr>
           <w:b/>
+          <w:rtl/>
+          <w:cs/>
           <w:lang w:val="ar_AE" w:bidi="ar_AE"/>
         </w:rPr>
         <w:t>كيف استجاب الرب لطاعة الشعب؟</w:t>
@@ -770,44 +960,58 @@
       </w:pPr>
       <w:r>
         <w:rPr>
-          <w:lang w:val="ar_AE" w:bidi="ar_AE"/>
-        </w:rPr>
-      </w:r>
-      <w:r>
-        <w:rPr>
+          <w:rtl/>
+          <w:cs/>
+          <w:lang w:val="ar_AE" w:bidi="ar_AE"/>
+        </w:rPr>
+      </w:r>
+      <w:r>
+        <w:rPr>
+          <w:rtl/>
+          <w:cs/>
           <w:lang w:val="ar_AE" w:bidi="ar_AE"/>
         </w:rPr>
         <w:t>أرسل الرب رسالة إليهم على لسان حجّي قائلًا لهم، "</w:t>
       </w:r>
       <w:r>
         <w:rPr>
+          <w:rtl/>
+          <w:cs/>
           <w:lang w:val="ar_AE" w:bidi="ar_AE"/>
         </w:rPr>
         <w:t>أنا معكُم، يقولُ الرّبُّ</w:t>
       </w:r>
       <w:r>
         <w:rPr>
+          <w:rtl/>
+          <w:cs/>
           <w:lang w:val="ar_AE" w:bidi="ar_AE"/>
         </w:rPr>
         <w:t>!"</w:t>
       </w:r>
       <w:r>
         <w:rPr>
-          <w:lang w:val="ar_AE" w:bidi="ar_AE"/>
-        </w:rPr>
-      </w:r>
-      <w:r>
-        <w:rPr>
-          <w:lang w:val="ar_AE" w:bidi="ar_AE"/>
-        </w:rPr>
-      </w:r>
-    </w:p>
-    <w:p>
-      <w:pPr>
-        <w:bidi/>
-      </w:pPr>
-      <w:r>
-        <w:rPr>
+          <w:rtl/>
+          <w:cs/>
+          <w:lang w:val="ar_AE" w:bidi="ar_AE"/>
+        </w:rPr>
+      </w:r>
+      <w:r>
+        <w:rPr>
+          <w:rtl/>
+          <w:cs/>
+          <w:lang w:val="ar_AE" w:bidi="ar_AE"/>
+        </w:rPr>
+      </w:r>
+    </w:p>
+    <w:p>
+      <w:pPr>
+        <w:bidi/>
+      </w:pPr>
+      <w:r>
+        <w:rPr>
+          <w:rtl/>
+          <w:cs/>
           <w:lang w:val="ar_AE" w:bidi="ar_AE"/>
         </w:rPr>
       </w:r>
@@ -819,28 +1023,36 @@
       </w:pPr>
       <w:r>
         <w:rPr>
+          <w:rtl/>
+          <w:cs/>
           <w:lang w:val="ar_AE" w:bidi="ar_AE"/>
         </w:rPr>
         <w:t>حجّي 1: 14–15</w:t>
       </w:r>
       <w:r>
         <w:rPr>
-          <w:lang w:val="ar_AE" w:bidi="ar_AE"/>
-        </w:rPr>
-      </w:r>
-    </w:p>
-    <w:p>
-      <w:pPr>
-        <w:bidi/>
-      </w:pPr>
-      <w:r>
-        <w:rPr>
+          <w:rtl/>
+          <w:cs/>
+          <w:lang w:val="ar_AE" w:bidi="ar_AE"/>
+        </w:rPr>
+      </w:r>
+    </w:p>
+    <w:p>
+      <w:pPr>
+        <w:bidi/>
+      </w:pPr>
+      <w:r>
+        <w:rPr>
+          <w:rtl/>
+          <w:cs/>
           <w:lang w:val="ar_AE" w:bidi="ar_AE"/>
         </w:rPr>
       </w:r>
       <w:r>
         <w:rPr>
           <w:b/>
+          <w:rtl/>
+          <w:cs/>
           <w:lang w:val="ar_AE" w:bidi="ar_AE"/>
         </w:rPr>
         <w:t>متى أيقظ الرب أرواح زربابل الحاكم، ويشوع الكاهن، وكل بقية الشعب ليأتوا ويعملوا في بيت الرب؟</w:t>
@@ -852,32 +1064,42 @@
       </w:pPr>
       <w:r>
         <w:rPr>
-          <w:lang w:val="ar_AE" w:bidi="ar_AE"/>
-        </w:rPr>
-      </w:r>
-      <w:r>
-        <w:rPr>
+          <w:rtl/>
+          <w:cs/>
+          <w:lang w:val="ar_AE" w:bidi="ar_AE"/>
+        </w:rPr>
+      </w:r>
+      <w:r>
+        <w:rPr>
+          <w:rtl/>
+          <w:cs/>
           <w:lang w:val="ar_AE" w:bidi="ar_AE"/>
         </w:rPr>
         <w:t>أيقظ الرب أرواحهم في اليوم الرابع والعشرين من الشهر السادس، في السنة الثانية لحكم الملك داريوس.</w:t>
       </w:r>
       <w:r>
         <w:rPr>
-          <w:lang w:val="ar_AE" w:bidi="ar_AE"/>
-        </w:rPr>
-      </w:r>
-      <w:r>
-        <w:rPr>
-          <w:lang w:val="ar_AE" w:bidi="ar_AE"/>
-        </w:rPr>
-      </w:r>
-    </w:p>
-    <w:p>
-      <w:pPr>
-        <w:bidi/>
-      </w:pPr>
-      <w:r>
-        <w:rPr>
+          <w:rtl/>
+          <w:cs/>
+          <w:lang w:val="ar_AE" w:bidi="ar_AE"/>
+        </w:rPr>
+      </w:r>
+      <w:r>
+        <w:rPr>
+          <w:rtl/>
+          <w:cs/>
+          <w:lang w:val="ar_AE" w:bidi="ar_AE"/>
+        </w:rPr>
+      </w:r>
+    </w:p>
+    <w:p>
+      <w:pPr>
+        <w:bidi/>
+      </w:pPr>
+      <w:r>
+        <w:rPr>
+          <w:rtl/>
+          <w:cs/>
           <w:lang w:val="ar_AE" w:bidi="ar_AE"/>
         </w:rPr>
       </w:r>
@@ -889,34 +1111,44 @@
       </w:pPr>
       <w:r>
         <w:rPr>
+          <w:rtl/>
+          <w:cs/>
           <w:lang w:val="ar_AE" w:bidi="ar_AE"/>
         </w:rPr>
         <w:t>حَجَّي 2: 1</w:t>
       </w:r>
       <w:r>
         <w:rPr>
-          <w:lang w:val="ar_AE" w:bidi="ar_AE"/>
-        </w:rPr>
-      </w:r>
-    </w:p>
-    <w:p>
-      <w:pPr>
-        <w:bidi/>
-      </w:pPr>
-      <w:r>
-        <w:rPr>
+          <w:rtl/>
+          <w:cs/>
+          <w:lang w:val="ar_AE" w:bidi="ar_AE"/>
+        </w:rPr>
+      </w:r>
+    </w:p>
+    <w:p>
+      <w:pPr>
+        <w:bidi/>
+      </w:pPr>
+      <w:r>
+        <w:rPr>
+          <w:rtl/>
+          <w:cs/>
           <w:lang w:val="ar_AE" w:bidi="ar_AE"/>
         </w:rPr>
       </w:r>
       <w:r>
         <w:rPr>
           <w:b/>
+          <w:rtl/>
+          <w:cs/>
           <w:lang w:val="ar_AE" w:bidi="ar_AE"/>
         </w:rPr>
         <w:t xml:space="preserve">متى جاءت كلمة الرب مجددًا عن يد </w:t>
       </w:r>
       <w:r>
         <w:rPr>
+          <w:rtl/>
+          <w:cs/>
           <w:lang w:val="ar_AE" w:bidi="ar_AE"/>
         </w:rPr>
         <w:t>حَجَّي</w:t>
@@ -924,6 +1156,8 @@
       <w:r>
         <w:rPr>
           <w:b/>
+          <w:rtl/>
+          <w:cs/>
           <w:lang w:val="ar_AE" w:bidi="ar_AE"/>
         </w:rPr>
         <w:t xml:space="preserve"> النبي؟</w:t>
@@ -935,32 +1169,42 @@
       </w:pPr>
       <w:r>
         <w:rPr>
-          <w:lang w:val="ar_AE" w:bidi="ar_AE"/>
-        </w:rPr>
-      </w:r>
-      <w:r>
-        <w:rPr>
+          <w:rtl/>
+          <w:cs/>
+          <w:lang w:val="ar_AE" w:bidi="ar_AE"/>
+        </w:rPr>
+      </w:r>
+      <w:r>
+        <w:rPr>
+          <w:rtl/>
+          <w:cs/>
           <w:lang w:val="ar_AE" w:bidi="ar_AE"/>
         </w:rPr>
         <w:t>كانت الكلمة في اليوم الحادي والعشرين في الشهر السابع.</w:t>
       </w:r>
       <w:r>
         <w:rPr>
-          <w:lang w:val="ar_AE" w:bidi="ar_AE"/>
-        </w:rPr>
-      </w:r>
-      <w:r>
-        <w:rPr>
-          <w:lang w:val="ar_AE" w:bidi="ar_AE"/>
-        </w:rPr>
-      </w:r>
-    </w:p>
-    <w:p>
-      <w:pPr>
-        <w:bidi/>
-      </w:pPr>
-      <w:r>
-        <w:rPr>
+          <w:rtl/>
+          <w:cs/>
+          <w:lang w:val="ar_AE" w:bidi="ar_AE"/>
+        </w:rPr>
+      </w:r>
+      <w:r>
+        <w:rPr>
+          <w:rtl/>
+          <w:cs/>
+          <w:lang w:val="ar_AE" w:bidi="ar_AE"/>
+        </w:rPr>
+      </w:r>
+    </w:p>
+    <w:p>
+      <w:pPr>
+        <w:bidi/>
+      </w:pPr>
+      <w:r>
+        <w:rPr>
+          <w:rtl/>
+          <w:cs/>
           <w:lang w:val="ar_AE" w:bidi="ar_AE"/>
         </w:rPr>
       </w:r>
@@ -972,28 +1216,36 @@
       </w:pPr>
       <w:r>
         <w:rPr>
+          <w:rtl/>
+          <w:cs/>
           <w:lang w:val="ar_AE" w:bidi="ar_AE"/>
         </w:rPr>
         <w:t>حجّي 2: 3–4</w:t>
       </w:r>
       <w:r>
         <w:rPr>
-          <w:lang w:val="ar_AE" w:bidi="ar_AE"/>
-        </w:rPr>
-      </w:r>
-    </w:p>
-    <w:p>
-      <w:pPr>
-        <w:bidi/>
-      </w:pPr>
-      <w:r>
-        <w:rPr>
+          <w:rtl/>
+          <w:cs/>
+          <w:lang w:val="ar_AE" w:bidi="ar_AE"/>
+        </w:rPr>
+      </w:r>
+    </w:p>
+    <w:p>
+      <w:pPr>
+        <w:bidi/>
+      </w:pPr>
+      <w:r>
+        <w:rPr>
+          <w:rtl/>
+          <w:cs/>
           <w:lang w:val="ar_AE" w:bidi="ar_AE"/>
         </w:rPr>
       </w:r>
       <w:r>
         <w:rPr>
           <w:b/>
+          <w:rtl/>
+          <w:cs/>
           <w:lang w:val="ar_AE" w:bidi="ar_AE"/>
         </w:rPr>
         <w:t>رغم أن بيت الرب هذا كان في أعين من رأى مجده الأول كلاشيء، لماذا أعلن الرب ضرورة تمتع زربابل الحاكم، ويشوع رئيس الكهنة، وجميع الشعب بالقوة وأن يعملوا بكل اجتهاد؟</w:t>
@@ -1005,32 +1257,42 @@
       </w:pPr>
       <w:r>
         <w:rPr>
-          <w:lang w:val="ar_AE" w:bidi="ar_AE"/>
-        </w:rPr>
-      </w:r>
-      <w:r>
-        <w:rPr>
+          <w:rtl/>
+          <w:cs/>
+          <w:lang w:val="ar_AE" w:bidi="ar_AE"/>
+        </w:rPr>
+      </w:r>
+      <w:r>
+        <w:rPr>
+          <w:rtl/>
+          <w:cs/>
           <w:lang w:val="ar_AE" w:bidi="ar_AE"/>
         </w:rPr>
         <w:t>أعلن الرب أهمية أن يتمتعوا جميهم بالقوة ويعملوا بكل اجتهاد لأنه هو بذاته كان معهم.</w:t>
       </w:r>
       <w:r>
         <w:rPr>
-          <w:lang w:val="ar_AE" w:bidi="ar_AE"/>
-        </w:rPr>
-      </w:r>
-      <w:r>
-        <w:rPr>
-          <w:lang w:val="ar_AE" w:bidi="ar_AE"/>
-        </w:rPr>
-      </w:r>
-    </w:p>
-    <w:p>
-      <w:pPr>
-        <w:bidi/>
-      </w:pPr>
-      <w:r>
-        <w:rPr>
+          <w:rtl/>
+          <w:cs/>
+          <w:lang w:val="ar_AE" w:bidi="ar_AE"/>
+        </w:rPr>
+      </w:r>
+      <w:r>
+        <w:rPr>
+          <w:rtl/>
+          <w:cs/>
+          <w:lang w:val="ar_AE" w:bidi="ar_AE"/>
+        </w:rPr>
+      </w:r>
+    </w:p>
+    <w:p>
+      <w:pPr>
+        <w:bidi/>
+      </w:pPr>
+      <w:r>
+        <w:rPr>
+          <w:rtl/>
+          <w:cs/>
           <w:lang w:val="ar_AE" w:bidi="ar_AE"/>
         </w:rPr>
       </w:r>
@@ -1042,28 +1304,36 @@
       </w:pPr>
       <w:r>
         <w:rPr>
+          <w:rtl/>
+          <w:cs/>
           <w:lang w:val="ar_AE" w:bidi="ar_AE"/>
         </w:rPr>
         <w:t>حجّي 2: 5</w:t>
       </w:r>
       <w:r>
         <w:rPr>
-          <w:lang w:val="ar_AE" w:bidi="ar_AE"/>
-        </w:rPr>
-      </w:r>
-    </w:p>
-    <w:p>
-      <w:pPr>
-        <w:bidi/>
-      </w:pPr>
-      <w:r>
-        <w:rPr>
+          <w:rtl/>
+          <w:cs/>
+          <w:lang w:val="ar_AE" w:bidi="ar_AE"/>
+        </w:rPr>
+      </w:r>
+    </w:p>
+    <w:p>
+      <w:pPr>
+        <w:bidi/>
+      </w:pPr>
+      <w:r>
+        <w:rPr>
+          <w:rtl/>
+          <w:cs/>
           <w:lang w:val="ar_AE" w:bidi="ar_AE"/>
         </w:rPr>
       </w:r>
       <w:r>
         <w:rPr>
           <w:b/>
+          <w:rtl/>
+          <w:cs/>
           <w:lang w:val="ar_AE" w:bidi="ar_AE"/>
         </w:rPr>
         <w:t>ما الذي أخبر الرب به زربابل ويشوع وكل الشعب أن لا يقعوا فريسة له؟</w:t>
@@ -1075,32 +1345,42 @@
       </w:pPr>
       <w:r>
         <w:rPr>
-          <w:lang w:val="ar_AE" w:bidi="ar_AE"/>
-        </w:rPr>
-      </w:r>
-      <w:r>
-        <w:rPr>
+          <w:rtl/>
+          <w:cs/>
+          <w:lang w:val="ar_AE" w:bidi="ar_AE"/>
+        </w:rPr>
+      </w:r>
+      <w:r>
+        <w:rPr>
+          <w:rtl/>
+          <w:cs/>
           <w:lang w:val="ar_AE" w:bidi="ar_AE"/>
         </w:rPr>
         <w:t>أخبرهم الرب ألا يخافوا.</w:t>
       </w:r>
       <w:r>
         <w:rPr>
-          <w:lang w:val="ar_AE" w:bidi="ar_AE"/>
-        </w:rPr>
-      </w:r>
-      <w:r>
-        <w:rPr>
-          <w:lang w:val="ar_AE" w:bidi="ar_AE"/>
-        </w:rPr>
-      </w:r>
-    </w:p>
-    <w:p>
-      <w:pPr>
-        <w:bidi/>
-      </w:pPr>
-      <w:r>
-        <w:rPr>
+          <w:rtl/>
+          <w:cs/>
+          <w:lang w:val="ar_AE" w:bidi="ar_AE"/>
+        </w:rPr>
+      </w:r>
+      <w:r>
+        <w:rPr>
+          <w:rtl/>
+          <w:cs/>
+          <w:lang w:val="ar_AE" w:bidi="ar_AE"/>
+        </w:rPr>
+      </w:r>
+    </w:p>
+    <w:p>
+      <w:pPr>
+        <w:bidi/>
+      </w:pPr>
+      <w:r>
+        <w:rPr>
+          <w:rtl/>
+          <w:cs/>
           <w:lang w:val="ar_AE" w:bidi="ar_AE"/>
         </w:rPr>
       </w:r>
@@ -1112,28 +1392,36 @@
       </w:pPr>
       <w:r>
         <w:rPr>
+          <w:rtl/>
+          <w:cs/>
           <w:lang w:val="ar_AE" w:bidi="ar_AE"/>
         </w:rPr>
         <w:t>حجّي 2: 6–7</w:t>
       </w:r>
       <w:r>
         <w:rPr>
-          <w:lang w:val="ar_AE" w:bidi="ar_AE"/>
-        </w:rPr>
-      </w:r>
-    </w:p>
-    <w:p>
-      <w:pPr>
-        <w:bidi/>
-      </w:pPr>
-      <w:r>
-        <w:rPr>
+          <w:rtl/>
+          <w:cs/>
+          <w:lang w:val="ar_AE" w:bidi="ar_AE"/>
+        </w:rPr>
+      </w:r>
+    </w:p>
+    <w:p>
+      <w:pPr>
+        <w:bidi/>
+      </w:pPr>
+      <w:r>
+        <w:rPr>
+          <w:rtl/>
+          <w:cs/>
           <w:lang w:val="ar_AE" w:bidi="ar_AE"/>
         </w:rPr>
       </w:r>
       <w:r>
         <w:rPr>
           <w:b/>
+          <w:rtl/>
+          <w:cs/>
           <w:lang w:val="ar_AE" w:bidi="ar_AE"/>
         </w:rPr>
         <w:t>ما الذي سيحدث عندما يزلزل الرب السماوات والأرض وكل الأمم؟</w:t>
@@ -1145,32 +1433,42 @@
       </w:pPr>
       <w:r>
         <w:rPr>
-          <w:lang w:val="ar_AE" w:bidi="ar_AE"/>
-        </w:rPr>
-      </w:r>
-      <w:r>
-        <w:rPr>
+          <w:rtl/>
+          <w:cs/>
+          <w:lang w:val="ar_AE" w:bidi="ar_AE"/>
+        </w:rPr>
+      </w:r>
+      <w:r>
+        <w:rPr>
+          <w:rtl/>
+          <w:cs/>
           <w:lang w:val="ar_AE" w:bidi="ar_AE"/>
         </w:rPr>
         <w:t>سيأتي الناس من جميع الأمم بكنوز، وسيمتلئ بيت الرب مجدًا.</w:t>
       </w:r>
       <w:r>
         <w:rPr>
-          <w:lang w:val="ar_AE" w:bidi="ar_AE"/>
-        </w:rPr>
-      </w:r>
-      <w:r>
-        <w:rPr>
-          <w:lang w:val="ar_AE" w:bidi="ar_AE"/>
-        </w:rPr>
-      </w:r>
-    </w:p>
-    <w:p>
-      <w:pPr>
-        <w:bidi/>
-      </w:pPr>
-      <w:r>
-        <w:rPr>
+          <w:rtl/>
+          <w:cs/>
+          <w:lang w:val="ar_AE" w:bidi="ar_AE"/>
+        </w:rPr>
+      </w:r>
+      <w:r>
+        <w:rPr>
+          <w:rtl/>
+          <w:cs/>
+          <w:lang w:val="ar_AE" w:bidi="ar_AE"/>
+        </w:rPr>
+      </w:r>
+    </w:p>
+    <w:p>
+      <w:pPr>
+        <w:bidi/>
+      </w:pPr>
+      <w:r>
+        <w:rPr>
+          <w:rtl/>
+          <w:cs/>
           <w:lang w:val="ar_AE" w:bidi="ar_AE"/>
         </w:rPr>
       </w:r>
@@ -1182,28 +1480,36 @@
       </w:pPr>
       <w:r>
         <w:rPr>
+          <w:rtl/>
+          <w:cs/>
           <w:lang w:val="ar_AE" w:bidi="ar_AE"/>
         </w:rPr>
         <w:t>حجّي 2: 11–12</w:t>
       </w:r>
       <w:r>
         <w:rPr>
-          <w:lang w:val="ar_AE" w:bidi="ar_AE"/>
-        </w:rPr>
-      </w:r>
-    </w:p>
-    <w:p>
-      <w:pPr>
-        <w:bidi/>
-      </w:pPr>
-      <w:r>
-        <w:rPr>
+          <w:rtl/>
+          <w:cs/>
+          <w:lang w:val="ar_AE" w:bidi="ar_AE"/>
+        </w:rPr>
+      </w:r>
+    </w:p>
+    <w:p>
+      <w:pPr>
+        <w:bidi/>
+      </w:pPr>
+      <w:r>
+        <w:rPr>
+          <w:rtl/>
+          <w:cs/>
           <w:lang w:val="ar_AE" w:bidi="ar_AE"/>
         </w:rPr>
       </w:r>
       <w:r>
         <w:rPr>
           <w:b/>
+          <w:rtl/>
+          <w:cs/>
           <w:lang w:val="ar_AE" w:bidi="ar_AE"/>
         </w:rPr>
         <w:t>حسب رأي الكهنة، إذا حمل إنسان لحمًا مقدسًا (لحم ذبيحة) في طرف ثوبه ومس بطرفه طعامًا آخر، فهل يتقدس الطعام الآخر؟</w:t>
@@ -1215,11 +1521,15 @@
       </w:pPr>
       <w:r>
         <w:rPr>
-          <w:lang w:val="ar_AE" w:bidi="ar_AE"/>
-        </w:rPr>
-      </w:r>
-      <w:r>
-        <w:rPr>
+          <w:rtl/>
+          <w:cs/>
+          <w:lang w:val="ar_AE" w:bidi="ar_AE"/>
+        </w:rPr>
+      </w:r>
+      <w:r>
+        <w:rPr>
+          <w:rtl/>
+          <w:cs/>
           <w:lang w:val="ar_AE" w:bidi="ar_AE"/>
         </w:rPr>
         <w:t>حسب جواب الكهنة، فإن الطعام الآخر لا يتقدّس.</w:t>
@@ -1231,26 +1541,34 @@
       </w:pPr>
       <w:r>
         <w:rPr>
-          <w:lang w:val="ar_AE" w:bidi="ar_AE"/>
-        </w:rPr>
-      </w:r>
-      <w:r>
-        <w:rPr>
-          <w:lang w:val="ar_AE" w:bidi="ar_AE"/>
-        </w:rPr>
-      </w:r>
-      <w:r>
-        <w:rPr>
-          <w:lang w:val="ar_AE" w:bidi="ar_AE"/>
-        </w:rPr>
-      </w:r>
-    </w:p>
-    <w:p>
-      <w:pPr>
-        <w:bidi/>
-      </w:pPr>
-      <w:r>
-        <w:rPr>
+          <w:rtl/>
+          <w:cs/>
+          <w:lang w:val="ar_AE" w:bidi="ar_AE"/>
+        </w:rPr>
+      </w:r>
+      <w:r>
+        <w:rPr>
+          <w:rtl/>
+          <w:cs/>
+          <w:lang w:val="ar_AE" w:bidi="ar_AE"/>
+        </w:rPr>
+      </w:r>
+      <w:r>
+        <w:rPr>
+          <w:rtl/>
+          <w:cs/>
+          <w:lang w:val="ar_AE" w:bidi="ar_AE"/>
+        </w:rPr>
+      </w:r>
+    </w:p>
+    <w:p>
+      <w:pPr>
+        <w:bidi/>
+      </w:pPr>
+      <w:r>
+        <w:rPr>
+          <w:rtl/>
+          <w:cs/>
           <w:lang w:val="ar_AE" w:bidi="ar_AE"/>
         </w:rPr>
       </w:r>
@@ -1262,28 +1580,36 @@
       </w:pPr>
       <w:r>
         <w:rPr>
+          <w:rtl/>
+          <w:cs/>
           <w:lang w:val="ar_AE" w:bidi="ar_AE"/>
         </w:rPr>
         <w:t>حجّي 2: 13</w:t>
       </w:r>
       <w:r>
         <w:rPr>
-          <w:lang w:val="ar_AE" w:bidi="ar_AE"/>
-        </w:rPr>
-      </w:r>
-    </w:p>
-    <w:p>
-      <w:pPr>
-        <w:bidi/>
-      </w:pPr>
-      <w:r>
-        <w:rPr>
+          <w:rtl/>
+          <w:cs/>
+          <w:lang w:val="ar_AE" w:bidi="ar_AE"/>
+        </w:rPr>
+      </w:r>
+    </w:p>
+    <w:p>
+      <w:pPr>
+        <w:bidi/>
+      </w:pPr>
+      <w:r>
+        <w:rPr>
+          <w:rtl/>
+          <w:cs/>
           <w:lang w:val="ar_AE" w:bidi="ar_AE"/>
         </w:rPr>
       </w:r>
       <w:r>
         <w:rPr>
           <w:b/>
+          <w:rtl/>
+          <w:cs/>
           <w:lang w:val="ar_AE" w:bidi="ar_AE"/>
         </w:rPr>
         <w:t xml:space="preserve">حسب رأي الكهنة، إذا لمس غير الطاهر (بمعنى آخر، المُنجّس بلمس </w:t>
@@ -1291,6 +1617,8 @@
       <w:r>
         <w:rPr>
           <w:b/>
+          <w:rtl/>
+          <w:cs/>
           <w:lang w:val="ar_AE" w:bidi="ar_AE"/>
         </w:rPr>
         <w:t>مَيْتٍ)</w:t>
@@ -1298,6 +1626,8 @@
       <w:r>
         <w:rPr>
           <w:b/>
+          <w:rtl/>
+          <w:cs/>
           <w:lang w:val="ar_AE" w:bidi="ar_AE"/>
         </w:rPr>
         <w:t xml:space="preserve"> أي طعام، فهل يتنَجَّس </w:t>
@@ -1305,6 +1635,8 @@
       <w:r>
         <w:rPr>
           <w:b/>
+          <w:rtl/>
+          <w:cs/>
           <w:lang w:val="ar_AE" w:bidi="ar_AE"/>
         </w:rPr>
         <w:t>ذلك الطعام</w:t>
@@ -1312,6 +1644,8 @@
       <w:r>
         <w:rPr>
           <w:b/>
+          <w:rtl/>
+          <w:cs/>
           <w:lang w:val="ar_AE" w:bidi="ar_AE"/>
         </w:rPr>
         <w:t>؟</w:t>
@@ -1323,32 +1657,42 @@
       </w:pPr>
       <w:r>
         <w:rPr>
-          <w:lang w:val="ar_AE" w:bidi="ar_AE"/>
-        </w:rPr>
-      </w:r>
-      <w:r>
-        <w:rPr>
+          <w:rtl/>
+          <w:cs/>
+          <w:lang w:val="ar_AE" w:bidi="ar_AE"/>
+        </w:rPr>
+      </w:r>
+      <w:r>
+        <w:rPr>
+          <w:rtl/>
+          <w:cs/>
           <w:lang w:val="ar_AE" w:bidi="ar_AE"/>
         </w:rPr>
         <w:t>حسب رأي الكهنة، يتنَجَّس ذلك الطعام.</w:t>
       </w:r>
       <w:r>
         <w:rPr>
-          <w:lang w:val="ar_AE" w:bidi="ar_AE"/>
-        </w:rPr>
-      </w:r>
-      <w:r>
-        <w:rPr>
-          <w:lang w:val="ar_AE" w:bidi="ar_AE"/>
-        </w:rPr>
-      </w:r>
-    </w:p>
-    <w:p>
-      <w:pPr>
-        <w:bidi/>
-      </w:pPr>
-      <w:r>
-        <w:rPr>
+          <w:rtl/>
+          <w:cs/>
+          <w:lang w:val="ar_AE" w:bidi="ar_AE"/>
+        </w:rPr>
+      </w:r>
+      <w:r>
+        <w:rPr>
+          <w:rtl/>
+          <w:cs/>
+          <w:lang w:val="ar_AE" w:bidi="ar_AE"/>
+        </w:rPr>
+      </w:r>
+    </w:p>
+    <w:p>
+      <w:pPr>
+        <w:bidi/>
+      </w:pPr>
+      <w:r>
+        <w:rPr>
+          <w:rtl/>
+          <w:cs/>
           <w:lang w:val="ar_AE" w:bidi="ar_AE"/>
         </w:rPr>
       </w:r>
@@ -1360,28 +1704,36 @@
       </w:pPr>
       <w:r>
         <w:rPr>
+          <w:rtl/>
+          <w:cs/>
           <w:lang w:val="ar_AE" w:bidi="ar_AE"/>
         </w:rPr>
         <w:t>حجّي 2: 14</w:t>
       </w:r>
       <w:r>
         <w:rPr>
-          <w:lang w:val="ar_AE" w:bidi="ar_AE"/>
-        </w:rPr>
-      </w:r>
-    </w:p>
-    <w:p>
-      <w:pPr>
-        <w:bidi/>
-      </w:pPr>
-      <w:r>
-        <w:rPr>
+          <w:rtl/>
+          <w:cs/>
+          <w:lang w:val="ar_AE" w:bidi="ar_AE"/>
+        </w:rPr>
+      </w:r>
+    </w:p>
+    <w:p>
+      <w:pPr>
+        <w:bidi/>
+      </w:pPr>
+      <w:r>
+        <w:rPr>
+          <w:rtl/>
+          <w:cs/>
           <w:lang w:val="ar_AE" w:bidi="ar_AE"/>
         </w:rPr>
       </w:r>
       <w:r>
         <w:rPr>
           <w:b/>
+          <w:rtl/>
+          <w:cs/>
           <w:lang w:val="ar_AE" w:bidi="ar_AE"/>
         </w:rPr>
         <w:t>كان الشعب يقدمون الذبائح على المذبح في الهيكل. كيف كان الرب ينظر لتلك الذبائح؟</w:t>
@@ -1393,44 +1745,58 @@
       </w:pPr>
       <w:r>
         <w:rPr>
-          <w:lang w:val="ar_AE" w:bidi="ar_AE"/>
-        </w:rPr>
-      </w:r>
-      <w:r>
-        <w:rPr>
+          <w:rtl/>
+          <w:cs/>
+          <w:lang w:val="ar_AE" w:bidi="ar_AE"/>
+        </w:rPr>
+      </w:r>
+      <w:r>
+        <w:rPr>
+          <w:rtl/>
+          <w:cs/>
           <w:lang w:val="ar_AE" w:bidi="ar_AE"/>
         </w:rPr>
         <w:t xml:space="preserve">كان الرب ينظر لتلك الذبائح على أنها نجسة كالطعام الذي لمسه شخص غير طاهر نتيجة لمسه جثة </w:t>
       </w:r>
       <w:r>
         <w:rPr>
+          <w:rtl/>
+          <w:cs/>
           <w:lang w:val="ar_AE" w:bidi="ar_AE"/>
         </w:rPr>
         <w:t>مَيْتٍ</w:t>
       </w:r>
       <w:r>
         <w:rPr>
+          <w:rtl/>
+          <w:cs/>
           <w:lang w:val="ar_AE" w:bidi="ar_AE"/>
         </w:rPr>
         <w:t>.</w:t>
       </w:r>
       <w:r>
         <w:rPr>
-          <w:lang w:val="ar_AE" w:bidi="ar_AE"/>
-        </w:rPr>
-      </w:r>
-      <w:r>
-        <w:rPr>
-          <w:lang w:val="ar_AE" w:bidi="ar_AE"/>
-        </w:rPr>
-      </w:r>
-    </w:p>
-    <w:p>
-      <w:pPr>
-        <w:bidi/>
-      </w:pPr>
-      <w:r>
-        <w:rPr>
+          <w:rtl/>
+          <w:cs/>
+          <w:lang w:val="ar_AE" w:bidi="ar_AE"/>
+        </w:rPr>
+      </w:r>
+      <w:r>
+        <w:rPr>
+          <w:rtl/>
+          <w:cs/>
+          <w:lang w:val="ar_AE" w:bidi="ar_AE"/>
+        </w:rPr>
+      </w:r>
+    </w:p>
+    <w:p>
+      <w:pPr>
+        <w:bidi/>
+      </w:pPr>
+      <w:r>
+        <w:rPr>
+          <w:rtl/>
+          <w:cs/>
           <w:lang w:val="ar_AE" w:bidi="ar_AE"/>
         </w:rPr>
       </w:r>
@@ -1442,28 +1808,36 @@
       </w:pPr>
       <w:r>
         <w:rPr>
+          <w:rtl/>
+          <w:cs/>
           <w:lang w:val="ar_AE" w:bidi="ar_AE"/>
         </w:rPr>
         <w:t>حجّي 2: 16</w:t>
       </w:r>
       <w:r>
         <w:rPr>
-          <w:lang w:val="ar_AE" w:bidi="ar_AE"/>
-        </w:rPr>
-      </w:r>
-    </w:p>
-    <w:p>
-      <w:pPr>
-        <w:bidi/>
-      </w:pPr>
-      <w:r>
-        <w:rPr>
+          <w:rtl/>
+          <w:cs/>
+          <w:lang w:val="ar_AE" w:bidi="ar_AE"/>
+        </w:rPr>
+      </w:r>
+    </w:p>
+    <w:p>
+      <w:pPr>
+        <w:bidi/>
+      </w:pPr>
+      <w:r>
+        <w:rPr>
+          <w:rtl/>
+          <w:cs/>
           <w:lang w:val="ar_AE" w:bidi="ar_AE"/>
         </w:rPr>
       </w:r>
       <w:r>
         <w:rPr>
           <w:b/>
+          <w:rtl/>
+          <w:cs/>
           <w:lang w:val="ar_AE" w:bidi="ar_AE"/>
         </w:rPr>
         <w:t xml:space="preserve">قبل أن يبدأ الناس في إعادة بناء هيكل الرب، كم كانت أوزان الحبوب التي كانوا سيجدونها في </w:t>
@@ -1471,6 +1845,8 @@
       <w:r>
         <w:rPr>
           <w:b/>
+          <w:rtl/>
+          <w:cs/>
           <w:lang w:val="ar_AE" w:bidi="ar_AE"/>
         </w:rPr>
         <w:t>كُومَةِ حِنطةٍ تزِن عِشرين</w:t>
@@ -1478,6 +1854,8 @@
       <w:r>
         <w:rPr>
           <w:b/>
+          <w:rtl/>
+          <w:cs/>
           <w:lang w:val="ar_AE" w:bidi="ar_AE"/>
         </w:rPr>
         <w:t>؟</w:t>
@@ -1489,32 +1867,42 @@
       </w:pPr>
       <w:r>
         <w:rPr>
-          <w:lang w:val="ar_AE" w:bidi="ar_AE"/>
-        </w:rPr>
-      </w:r>
-      <w:r>
-        <w:rPr>
+          <w:rtl/>
+          <w:cs/>
+          <w:lang w:val="ar_AE" w:bidi="ar_AE"/>
+        </w:rPr>
+      </w:r>
+      <w:r>
+        <w:rPr>
+          <w:rtl/>
+          <w:cs/>
           <w:lang w:val="ar_AE" w:bidi="ar_AE"/>
         </w:rPr>
         <w:t>لم يكن الشعب يجد سوى عشرة أوزان فحسب من الحبوب في الكومة التي يظنون أنها ستحوي عشرين وزنة.</w:t>
       </w:r>
       <w:r>
         <w:rPr>
-          <w:lang w:val="ar_AE" w:bidi="ar_AE"/>
-        </w:rPr>
-      </w:r>
-      <w:r>
-        <w:rPr>
-          <w:lang w:val="ar_AE" w:bidi="ar_AE"/>
-        </w:rPr>
-      </w:r>
-    </w:p>
-    <w:p>
-      <w:pPr>
-        <w:bidi/>
-      </w:pPr>
-      <w:r>
-        <w:rPr>
+          <w:rtl/>
+          <w:cs/>
+          <w:lang w:val="ar_AE" w:bidi="ar_AE"/>
+        </w:rPr>
+      </w:r>
+      <w:r>
+        <w:rPr>
+          <w:rtl/>
+          <w:cs/>
+          <w:lang w:val="ar_AE" w:bidi="ar_AE"/>
+        </w:rPr>
+      </w:r>
+    </w:p>
+    <w:p>
+      <w:pPr>
+        <w:bidi/>
+      </w:pPr>
+      <w:r>
+        <w:rPr>
+          <w:rtl/>
+          <w:cs/>
           <w:lang w:val="ar_AE" w:bidi="ar_AE"/>
         </w:rPr>
       </w:r>
@@ -1526,28 +1914,36 @@
       </w:pPr>
       <w:r>
         <w:rPr>
+          <w:rtl/>
+          <w:cs/>
           <w:lang w:val="ar_AE" w:bidi="ar_AE"/>
         </w:rPr>
         <w:t>حجّي 2: 17</w:t>
       </w:r>
       <w:r>
         <w:rPr>
-          <w:lang w:val="ar_AE" w:bidi="ar_AE"/>
-        </w:rPr>
-      </w:r>
-    </w:p>
-    <w:p>
-      <w:pPr>
-        <w:bidi/>
-      </w:pPr>
-      <w:r>
-        <w:rPr>
+          <w:rtl/>
+          <w:cs/>
+          <w:lang w:val="ar_AE" w:bidi="ar_AE"/>
+        </w:rPr>
+      </w:r>
+    </w:p>
+    <w:p>
+      <w:pPr>
+        <w:bidi/>
+      </w:pPr>
+      <w:r>
+        <w:rPr>
+          <w:rtl/>
+          <w:cs/>
           <w:lang w:val="ar_AE" w:bidi="ar_AE"/>
         </w:rPr>
       </w:r>
       <w:r>
         <w:rPr>
           <w:b/>
+          <w:rtl/>
+          <w:cs/>
           <w:lang w:val="ar_AE" w:bidi="ar_AE"/>
         </w:rPr>
         <w:t>عندما ضرب الرب الشعب باللفحة والعفن والبَرَد، هل استجاب الناس له؟</w:t>
@@ -1559,32 +1955,42 @@
       </w:pPr>
       <w:r>
         <w:rPr>
-          <w:lang w:val="ar_AE" w:bidi="ar_AE"/>
-        </w:rPr>
-      </w:r>
-      <w:r>
-        <w:rPr>
+          <w:rtl/>
+          <w:cs/>
+          <w:lang w:val="ar_AE" w:bidi="ar_AE"/>
+        </w:rPr>
+      </w:r>
+      <w:r>
+        <w:rPr>
+          <w:rtl/>
+          <w:cs/>
           <w:lang w:val="ar_AE" w:bidi="ar_AE"/>
         </w:rPr>
         <w:t>كلا، لم يطع الناس الرب.</w:t>
       </w:r>
       <w:r>
         <w:rPr>
-          <w:lang w:val="ar_AE" w:bidi="ar_AE"/>
-        </w:rPr>
-      </w:r>
-      <w:r>
-        <w:rPr>
-          <w:lang w:val="ar_AE" w:bidi="ar_AE"/>
-        </w:rPr>
-      </w:r>
-    </w:p>
-    <w:p>
-      <w:pPr>
-        <w:bidi/>
-      </w:pPr>
-      <w:r>
-        <w:rPr>
+          <w:rtl/>
+          <w:cs/>
+          <w:lang w:val="ar_AE" w:bidi="ar_AE"/>
+        </w:rPr>
+      </w:r>
+      <w:r>
+        <w:rPr>
+          <w:rtl/>
+          <w:cs/>
+          <w:lang w:val="ar_AE" w:bidi="ar_AE"/>
+        </w:rPr>
+      </w:r>
+    </w:p>
+    <w:p>
+      <w:pPr>
+        <w:bidi/>
+      </w:pPr>
+      <w:r>
+        <w:rPr>
+          <w:rtl/>
+          <w:cs/>
           <w:lang w:val="ar_AE" w:bidi="ar_AE"/>
         </w:rPr>
       </w:r>
@@ -1596,28 +2002,36 @@
       </w:pPr>
       <w:r>
         <w:rPr>
+          <w:rtl/>
+          <w:cs/>
           <w:lang w:val="ar_AE" w:bidi="ar_AE"/>
         </w:rPr>
         <w:t>حجّي 2: 18</w:t>
       </w:r>
       <w:r>
         <w:rPr>
-          <w:lang w:val="ar_AE" w:bidi="ar_AE"/>
-        </w:rPr>
-      </w:r>
-    </w:p>
-    <w:p>
-      <w:pPr>
-        <w:bidi/>
-      </w:pPr>
-      <w:r>
-        <w:rPr>
+          <w:rtl/>
+          <w:cs/>
+          <w:lang w:val="ar_AE" w:bidi="ar_AE"/>
+        </w:rPr>
+      </w:r>
+    </w:p>
+    <w:p>
+      <w:pPr>
+        <w:bidi/>
+      </w:pPr>
+      <w:r>
+        <w:rPr>
+          <w:rtl/>
+          <w:cs/>
           <w:lang w:val="ar_AE" w:bidi="ar_AE"/>
         </w:rPr>
       </w:r>
       <w:r>
         <w:rPr>
           <w:b/>
+          <w:rtl/>
+          <w:cs/>
           <w:lang w:val="ar_AE" w:bidi="ar_AE"/>
         </w:rPr>
         <w:t>إلى أي زمن ينبغي للشعب أن يرجع للتفكير والتأمل فيمَا كان يحدث لهم؟</w:t>
@@ -1629,32 +2043,42 @@
       </w:pPr>
       <w:r>
         <w:rPr>
-          <w:lang w:val="ar_AE" w:bidi="ar_AE"/>
-        </w:rPr>
-      </w:r>
-      <w:r>
-        <w:rPr>
+          <w:rtl/>
+          <w:cs/>
+          <w:lang w:val="ar_AE" w:bidi="ar_AE"/>
+        </w:rPr>
+      </w:r>
+      <w:r>
+        <w:rPr>
+          <w:rtl/>
+          <w:cs/>
           <w:lang w:val="ar_AE" w:bidi="ar_AE"/>
         </w:rPr>
         <w:t>كان يجب عليهم الرجوع بذاكرتهم للوقت الذي تأسس فيه هيكل الرب.</w:t>
       </w:r>
       <w:r>
         <w:rPr>
-          <w:lang w:val="ar_AE" w:bidi="ar_AE"/>
-        </w:rPr>
-      </w:r>
-      <w:r>
-        <w:rPr>
-          <w:lang w:val="ar_AE" w:bidi="ar_AE"/>
-        </w:rPr>
-      </w:r>
-    </w:p>
-    <w:p>
-      <w:pPr>
-        <w:bidi/>
-      </w:pPr>
-      <w:r>
-        <w:rPr>
+          <w:rtl/>
+          <w:cs/>
+          <w:lang w:val="ar_AE" w:bidi="ar_AE"/>
+        </w:rPr>
+      </w:r>
+      <w:r>
+        <w:rPr>
+          <w:rtl/>
+          <w:cs/>
+          <w:lang w:val="ar_AE" w:bidi="ar_AE"/>
+        </w:rPr>
+      </w:r>
+    </w:p>
+    <w:p>
+      <w:pPr>
+        <w:bidi/>
+      </w:pPr>
+      <w:r>
+        <w:rPr>
+          <w:rtl/>
+          <w:cs/>
           <w:lang w:val="ar_AE" w:bidi="ar_AE"/>
         </w:rPr>
       </w:r>
@@ -1666,28 +2090,36 @@
       </w:pPr>
       <w:r>
         <w:rPr>
+          <w:rtl/>
+          <w:cs/>
           <w:lang w:val="ar_AE" w:bidi="ar_AE"/>
         </w:rPr>
         <w:t>حجّي 2: 19</w:t>
       </w:r>
       <w:r>
         <w:rPr>
-          <w:lang w:val="ar_AE" w:bidi="ar_AE"/>
-        </w:rPr>
-      </w:r>
-    </w:p>
-    <w:p>
-      <w:pPr>
-        <w:bidi/>
-      </w:pPr>
-      <w:r>
-        <w:rPr>
+          <w:rtl/>
+          <w:cs/>
+          <w:lang w:val="ar_AE" w:bidi="ar_AE"/>
+        </w:rPr>
+      </w:r>
+    </w:p>
+    <w:p>
+      <w:pPr>
+        <w:bidi/>
+      </w:pPr>
+      <w:r>
+        <w:rPr>
+          <w:rtl/>
+          <w:cs/>
           <w:lang w:val="ar_AE" w:bidi="ar_AE"/>
         </w:rPr>
       </w:r>
       <w:r>
         <w:rPr>
           <w:b/>
+          <w:rtl/>
+          <w:cs/>
           <w:lang w:val="ar_AE" w:bidi="ar_AE"/>
         </w:rPr>
         <w:t>بمّ وعدهم الرب اعتبارًا من اليوم الذي تحدث فيه حجّي؟</w:t>
@@ -1699,32 +2131,42 @@
       </w:pPr>
       <w:r>
         <w:rPr>
-          <w:lang w:val="ar_AE" w:bidi="ar_AE"/>
-        </w:rPr>
-      </w:r>
-      <w:r>
-        <w:rPr>
+          <w:rtl/>
+          <w:cs/>
+          <w:lang w:val="ar_AE" w:bidi="ar_AE"/>
+        </w:rPr>
+      </w:r>
+      <w:r>
+        <w:rPr>
+          <w:rtl/>
+          <w:cs/>
           <w:lang w:val="ar_AE" w:bidi="ar_AE"/>
         </w:rPr>
         <w:t>وعد الرب أنه من ذلك اليوم فصاعدًا سيبارك الشعب.</w:t>
       </w:r>
       <w:r>
         <w:rPr>
-          <w:lang w:val="ar_AE" w:bidi="ar_AE"/>
-        </w:rPr>
-      </w:r>
-      <w:r>
-        <w:rPr>
-          <w:lang w:val="ar_AE" w:bidi="ar_AE"/>
-        </w:rPr>
-      </w:r>
-    </w:p>
-    <w:p>
-      <w:pPr>
-        <w:bidi/>
-      </w:pPr>
-      <w:r>
-        <w:rPr>
+          <w:rtl/>
+          <w:cs/>
+          <w:lang w:val="ar_AE" w:bidi="ar_AE"/>
+        </w:rPr>
+      </w:r>
+      <w:r>
+        <w:rPr>
+          <w:rtl/>
+          <w:cs/>
+          <w:lang w:val="ar_AE" w:bidi="ar_AE"/>
+        </w:rPr>
+      </w:r>
+    </w:p>
+    <w:p>
+      <w:pPr>
+        <w:bidi/>
+      </w:pPr>
+      <w:r>
+        <w:rPr>
+          <w:rtl/>
+          <w:cs/>
           <w:lang w:val="ar_AE" w:bidi="ar_AE"/>
         </w:rPr>
       </w:r>
@@ -1736,28 +2178,36 @@
       </w:pPr>
       <w:r>
         <w:rPr>
+          <w:rtl/>
+          <w:cs/>
           <w:lang w:val="ar_AE" w:bidi="ar_AE"/>
         </w:rPr>
         <w:t>حجّي 2: 21–22</w:t>
       </w:r>
       <w:r>
         <w:rPr>
-          <w:lang w:val="ar_AE" w:bidi="ar_AE"/>
-        </w:rPr>
-      </w:r>
-    </w:p>
-    <w:p>
-      <w:pPr>
-        <w:bidi/>
-      </w:pPr>
-      <w:r>
-        <w:rPr>
+          <w:rtl/>
+          <w:cs/>
+          <w:lang w:val="ar_AE" w:bidi="ar_AE"/>
+        </w:rPr>
+      </w:r>
+    </w:p>
+    <w:p>
+      <w:pPr>
+        <w:bidi/>
+      </w:pPr>
+      <w:r>
+        <w:rPr>
+          <w:rtl/>
+          <w:cs/>
           <w:lang w:val="ar_AE" w:bidi="ar_AE"/>
         </w:rPr>
       </w:r>
       <w:r>
         <w:rPr>
           <w:b/>
+          <w:rtl/>
+          <w:cs/>
           <w:lang w:val="ar_AE" w:bidi="ar_AE"/>
         </w:rPr>
         <w:t>بمَ وعد الرب أن يفعل حينما يزلزل السماوات والأرض؟</w:t>
@@ -1769,44 +2219,58 @@
       </w:pPr>
       <w:r>
         <w:rPr>
-          <w:lang w:val="ar_AE" w:bidi="ar_AE"/>
-        </w:rPr>
-      </w:r>
-      <w:r>
-        <w:rPr>
+          <w:rtl/>
+          <w:cs/>
+          <w:lang w:val="ar_AE" w:bidi="ar_AE"/>
+        </w:rPr>
+      </w:r>
+      <w:r>
+        <w:rPr>
+          <w:rtl/>
+          <w:cs/>
           <w:lang w:val="ar_AE" w:bidi="ar_AE"/>
         </w:rPr>
         <w:t xml:space="preserve">قال الرب إنه سيقلب عروش ممالك ويدمر قدرتها. وجيوش الأمم ستدمر مركبات بعضها البعض وخيولها </w:t>
       </w:r>
       <w:r>
         <w:rPr>
+          <w:rtl/>
+          <w:cs/>
           <w:lang w:val="ar_AE" w:bidi="ar_AE"/>
         </w:rPr>
         <w:t>ورُكَّابَها أيضًا</w:t>
       </w:r>
       <w:r>
         <w:rPr>
+          <w:rtl/>
+          <w:cs/>
           <w:lang w:val="ar_AE" w:bidi="ar_AE"/>
         </w:rPr>
         <w:t>.</w:t>
       </w:r>
       <w:r>
         <w:rPr>
-          <w:lang w:val="ar_AE" w:bidi="ar_AE"/>
-        </w:rPr>
-      </w:r>
-      <w:r>
-        <w:rPr>
-          <w:lang w:val="ar_AE" w:bidi="ar_AE"/>
-        </w:rPr>
-      </w:r>
-    </w:p>
-    <w:p>
-      <w:pPr>
-        <w:bidi/>
-      </w:pPr>
-      <w:r>
-        <w:rPr>
+          <w:rtl/>
+          <w:cs/>
+          <w:lang w:val="ar_AE" w:bidi="ar_AE"/>
+        </w:rPr>
+      </w:r>
+      <w:r>
+        <w:rPr>
+          <w:rtl/>
+          <w:cs/>
+          <w:lang w:val="ar_AE" w:bidi="ar_AE"/>
+        </w:rPr>
+      </w:r>
+    </w:p>
+    <w:p>
+      <w:pPr>
+        <w:bidi/>
+      </w:pPr>
+      <w:r>
+        <w:rPr>
+          <w:rtl/>
+          <w:cs/>
           <w:lang w:val="ar_AE" w:bidi="ar_AE"/>
         </w:rPr>
       </w:r>
@@ -1818,28 +2282,36 @@
       </w:pPr>
       <w:r>
         <w:rPr>
+          <w:rtl/>
+          <w:cs/>
           <w:lang w:val="ar_AE" w:bidi="ar_AE"/>
         </w:rPr>
         <w:t>حجّي 2: 23</w:t>
       </w:r>
       <w:r>
         <w:rPr>
-          <w:lang w:val="ar_AE" w:bidi="ar_AE"/>
-        </w:rPr>
-      </w:r>
-    </w:p>
-    <w:p>
-      <w:pPr>
-        <w:bidi/>
-      </w:pPr>
-      <w:r>
-        <w:rPr>
+          <w:rtl/>
+          <w:cs/>
+          <w:lang w:val="ar_AE" w:bidi="ar_AE"/>
+        </w:rPr>
+      </w:r>
+    </w:p>
+    <w:p>
+      <w:pPr>
+        <w:bidi/>
+      </w:pPr>
+      <w:r>
+        <w:rPr>
+          <w:rtl/>
+          <w:cs/>
           <w:lang w:val="ar_AE" w:bidi="ar_AE"/>
         </w:rPr>
       </w:r>
       <w:r>
         <w:rPr>
           <w:b/>
+          <w:rtl/>
+          <w:cs/>
           <w:lang w:val="ar_AE" w:bidi="ar_AE"/>
         </w:rPr>
         <w:t>أخبر الرب زربّابل أنه سيجعله مثل خاتم الخَتْم (التوقيع) لسبب محدد. ما هذا السبب؟</w:t>
@@ -1851,22 +2323,30 @@
       </w:pPr>
       <w:r>
         <w:rPr>
-          <w:lang w:val="ar_AE" w:bidi="ar_AE"/>
-        </w:rPr>
-      </w:r>
-      <w:r>
-        <w:rPr>
+          <w:rtl/>
+          <w:cs/>
+          <w:lang w:val="ar_AE" w:bidi="ar_AE"/>
+        </w:rPr>
+      </w:r>
+      <w:r>
+        <w:rPr>
+          <w:rtl/>
+          <w:cs/>
           <w:lang w:val="ar_AE" w:bidi="ar_AE"/>
         </w:rPr>
         <w:t>أخبر الرب زربّابل أنه سيجعله مثل خاتم الخَتْم (التوقيع) لأنه قد اختاره.</w:t>
       </w:r>
       <w:r>
         <w:rPr>
-          <w:lang w:val="ar_AE" w:bidi="ar_AE"/>
-        </w:rPr>
-      </w:r>
-      <w:r>
-        <w:rPr>
+          <w:rtl/>
+          <w:cs/>
+          <w:lang w:val="ar_AE" w:bidi="ar_AE"/>
+        </w:rPr>
+      </w:r>
+      <w:r>
+        <w:rPr>
+          <w:rtl/>
+          <w:cs/>
           <w:lang w:val="ar_AE" w:bidi="ar_AE"/>
         </w:rPr>
       </w:r>
